--- a/deliveries/cases/EN/6.docx
+++ b/deliveries/cases/EN/6.docx
@@ -4,7 +4,7 @@
   <w:body>
     <w:p>
       <w:pPr>
-        <w:ind w:left="3119" w:firstLine="0"/>
+        <w:ind w:left="0" w:right="0" w:firstLine="0"/>
         <w:jc w:val="left"/>
         <w:rPr>
           <w:rFonts w:ascii="Arial" w:cs="Arial" w:eastAsia="Arial" w:hAnsi="Arial"/>
@@ -23,7 +23,7 @@
     </w:p>
     <w:p>
       <w:pPr>
-        <w:ind w:left="3119" w:firstLine="0"/>
+        <w:ind w:left="0" w:right="0" w:firstLine="0"/>
         <w:jc w:val="right"/>
         <w:rPr>
           <w:rFonts w:ascii="Arial" w:cs="Arial" w:eastAsia="Arial" w:hAnsi="Arial"/>
@@ -92,7 +92,7 @@
     </w:p>
     <w:p>
       <w:pPr>
-        <w:ind w:left="3119" w:firstLine="0"/>
+        <w:ind w:left="0" w:right="0" w:firstLine="0"/>
         <w:jc w:val="right"/>
         <w:rPr>
           <w:rFonts w:ascii="Arial" w:cs="Arial" w:eastAsia="Arial" w:hAnsi="Arial"/>
@@ -111,7 +111,7 @@
     </w:p>
     <w:p>
       <w:pPr>
-        <w:ind w:left="3119" w:firstLine="0"/>
+        <w:ind w:left="0" w:right="0" w:firstLine="0"/>
         <w:jc w:val="right"/>
         <w:rPr>
           <w:rFonts w:ascii="Arial" w:cs="Arial" w:eastAsia="Arial" w:hAnsi="Arial"/>
@@ -130,6 +130,7 @@
     </w:p>
     <w:p>
       <w:pPr>
+        <w:ind w:left="0" w:right="0" w:firstLine="0"/>
         <w:rPr>
           <w:rFonts w:ascii="Arial" w:cs="Arial" w:eastAsia="Arial" w:hAnsi="Arial"/>
           <w:b w:val="1"/>
@@ -147,7 +148,7 @@
     </w:p>
     <w:p>
       <w:pPr>
-        <w:ind w:left="3119" w:firstLine="0"/>
+        <w:ind w:left="0" w:right="0" w:firstLine="0"/>
         <w:jc w:val="right"/>
         <w:rPr>
           <w:rFonts w:ascii="Arial" w:cs="Arial" w:eastAsia="Arial" w:hAnsi="Arial"/>
@@ -169,7 +170,7 @@
         <w:pBdr>
           <w:bottom w:color="000000" w:space="1" w:sz="4" w:val="single"/>
         </w:pBdr>
-        <w:ind w:left="5245" w:firstLine="0"/>
+        <w:ind w:left="0" w:right="0" w:firstLine="0"/>
         <w:jc w:val="right"/>
         <w:rPr>
           <w:rFonts w:ascii="Arial" w:cs="Arial" w:eastAsia="Arial" w:hAnsi="Arial"/>
@@ -195,12 +196,13 @@
     </w:p>
     <w:p>
       <w:pPr>
-        <w:rPr>
-          <w:rFonts w:ascii="Arial" w:cs="Arial" w:eastAsia="Arial" w:hAnsi="Arial"/>
-          <w:color w:val="231f20"/>
-        </w:rPr>
-      </w:pPr>
-      <w:bookmarkStart w:colFirst="0" w:colLast="0" w:name="_o1sh3cm1mzco" w:id="0"/>
+        <w:ind w:left="0" w:right="0" w:firstLine="0"/>
+        <w:rPr>
+          <w:rFonts w:ascii="Arial" w:cs="Arial" w:eastAsia="Arial" w:hAnsi="Arial"/>
+          <w:color w:val="231f20"/>
+        </w:rPr>
+      </w:pPr>
+      <w:bookmarkStart w:colFirst="0" w:colLast="0" w:name="_gb2iin3sqj0c" w:id="0"/>
       <w:bookmarkEnd w:id="0"/>
       <w:r>
         <w:rPr>
@@ -210,6 +212,7 @@
     </w:p>
     <w:p>
       <w:pPr>
+        <w:ind w:left="0" w:right="0" w:firstLine="0"/>
         <w:rPr>
           <w:rFonts w:ascii="Arial" w:cs="Arial" w:eastAsia="Arial" w:hAnsi="Arial"/>
           <w:color w:val="231f20"/>
@@ -226,6 +229,7 @@
         <w:tabs>
           <w:tab w:val="left" w:leader="none" w:pos="11340"/>
         </w:tabs>
+        <w:ind w:left="0" w:right="0" w:firstLine="0"/>
         <w:rPr>
           <w:rFonts w:ascii="Arial" w:cs="Arial" w:eastAsia="Arial" w:hAnsi="Arial"/>
           <w:color w:val="231f20"/>
@@ -242,6 +246,7 @@
     </w:p>
     <w:p>
       <w:pPr>
+        <w:ind w:left="0" w:right="0" w:firstLine="0"/>
         <w:jc w:val="center"/>
         <w:rPr>
           <w:rFonts w:ascii="Arial" w:cs="Arial" w:eastAsia="Arial" w:hAnsi="Arial"/>
@@ -267,6 +272,7 @@
     </w:p>
     <w:p>
       <w:pPr>
+        <w:ind w:left="0" w:right="0" w:firstLine="0"/>
         <w:jc w:val="center"/>
         <w:rPr>
           <w:rFonts w:ascii="Arial" w:cs="Arial" w:eastAsia="Arial" w:hAnsi="Arial"/>
@@ -281,7 +287,7 @@
     </w:p>
     <w:p>
       <w:pPr>
-        <w:ind w:left="1560" w:right="1417" w:firstLine="0"/>
+        <w:ind w:left="0" w:right="0" w:firstLine="0"/>
         <w:jc w:val="center"/>
         <w:rPr>
           <w:rFonts w:ascii="Arial" w:cs="Arial" w:eastAsia="Arial" w:hAnsi="Arial"/>
@@ -307,7 +313,7 @@
     </w:p>
     <w:p>
       <w:pPr>
-        <w:ind w:left="1560" w:right="1417" w:firstLine="0"/>
+        <w:ind w:left="0" w:right="0" w:firstLine="0"/>
         <w:jc w:val="center"/>
         <w:rPr>
           <w:rFonts w:ascii="Arial" w:cs="Arial" w:eastAsia="Arial" w:hAnsi="Arial"/>
@@ -318,7 +324,7 @@
           <w:szCs w:val="36"/>
         </w:rPr>
       </w:pPr>
-      <w:bookmarkStart w:colFirst="0" w:colLast="0" w:name="_a3siul9mcxv3" w:id="1"/>
+      <w:bookmarkStart w:colFirst="0" w:colLast="0" w:name="_hg1ox6u0ai9v" w:id="1"/>
       <w:bookmarkEnd w:id="1"/>
       <w:r>
         <w:rPr>
@@ -335,32 +341,35 @@
     </w:p>
     <w:p>
       <w:pPr>
-        <w:rPr>
-          <w:rFonts w:ascii="Arial" w:cs="Arial" w:eastAsia="Arial" w:hAnsi="Arial"/>
-          <w:color w:val="231f20"/>
-        </w:rPr>
-      </w:pPr>
-      <w:r>
-        <w:rPr>
-          <w:rtl w:val="0"/>
-        </w:rPr>
-      </w:r>
-    </w:p>
-    <w:p>
-      <w:pPr>
-        <w:rPr>
-          <w:rFonts w:ascii="Arial" w:cs="Arial" w:eastAsia="Arial" w:hAnsi="Arial"/>
-          <w:color w:val="231f20"/>
-        </w:rPr>
-      </w:pPr>
-      <w:r>
-        <w:rPr>
-          <w:rtl w:val="0"/>
-        </w:rPr>
-      </w:r>
-    </w:p>
-    <w:p>
-      <w:pPr>
+        <w:ind w:left="0" w:right="0" w:firstLine="0"/>
+        <w:rPr>
+          <w:rFonts w:ascii="Arial" w:cs="Arial" w:eastAsia="Arial" w:hAnsi="Arial"/>
+          <w:color w:val="231f20"/>
+        </w:rPr>
+      </w:pPr>
+      <w:r>
+        <w:rPr>
+          <w:rtl w:val="0"/>
+        </w:rPr>
+      </w:r>
+    </w:p>
+    <w:p>
+      <w:pPr>
+        <w:ind w:left="0" w:right="0" w:firstLine="0"/>
+        <w:rPr>
+          <w:rFonts w:ascii="Arial" w:cs="Arial" w:eastAsia="Arial" w:hAnsi="Arial"/>
+          <w:color w:val="231f20"/>
+        </w:rPr>
+      </w:pPr>
+      <w:r>
+        <w:rPr>
+          <w:rtl w:val="0"/>
+        </w:rPr>
+      </w:r>
+    </w:p>
+    <w:p>
+      <w:pPr>
+        <w:ind w:left="0" w:right="0" w:firstLine="0"/>
         <w:rPr>
           <w:rFonts w:ascii="Arial" w:cs="Arial" w:eastAsia="Arial" w:hAnsi="Arial"/>
           <w:color w:val="231f20"/>
@@ -377,6 +386,7 @@
         <w:tabs>
           <w:tab w:val="left" w:leader="none" w:pos="6115"/>
         </w:tabs>
+        <w:ind w:left="0" w:right="0" w:firstLine="0"/>
         <w:rPr>
           <w:rFonts w:ascii="Arial" w:cs="Arial" w:eastAsia="Arial" w:hAnsi="Arial"/>
           <w:color w:val="231f20"/>
@@ -393,6 +403,7 @@
         <w:tabs>
           <w:tab w:val="left" w:leader="none" w:pos="6115"/>
         </w:tabs>
+        <w:ind w:left="0" w:right="0" w:firstLine="0"/>
         <w:rPr>
           <w:rFonts w:ascii="Arial" w:cs="Arial" w:eastAsia="Arial" w:hAnsi="Arial"/>
           <w:color w:val="231f20"/>
@@ -409,58 +420,63 @@
         <w:tabs>
           <w:tab w:val="left" w:leader="none" w:pos="6115"/>
         </w:tabs>
-        <w:rPr>
-          <w:rFonts w:ascii="Arial" w:cs="Arial" w:eastAsia="Arial" w:hAnsi="Arial"/>
-          <w:color w:val="231f20"/>
-        </w:rPr>
-      </w:pPr>
-      <w:r>
-        <w:rPr>
-          <w:rtl w:val="0"/>
-        </w:rPr>
-      </w:r>
-    </w:p>
-    <w:p>
-      <w:pPr>
-        <w:rPr>
-          <w:rFonts w:ascii="Arial" w:cs="Arial" w:eastAsia="Arial" w:hAnsi="Arial"/>
-          <w:color w:val="231f20"/>
-        </w:rPr>
-      </w:pPr>
-      <w:r>
-        <w:rPr>
-          <w:rtl w:val="0"/>
-        </w:rPr>
-      </w:r>
-    </w:p>
-    <w:p>
-      <w:pPr>
-        <w:rPr>
-          <w:rFonts w:ascii="Arial" w:cs="Arial" w:eastAsia="Arial" w:hAnsi="Arial"/>
-          <w:color w:val="231f20"/>
-        </w:rPr>
-      </w:pPr>
-      <w:r>
-        <w:rPr>
-          <w:rtl w:val="0"/>
-        </w:rPr>
-      </w:r>
-    </w:p>
-    <w:p>
-      <w:pPr>
-        <w:rPr>
-          <w:rFonts w:ascii="Arial" w:cs="Arial" w:eastAsia="Arial" w:hAnsi="Arial"/>
-          <w:color w:val="231f20"/>
-        </w:rPr>
-      </w:pPr>
-      <w:r>
-        <w:rPr>
-          <w:rtl w:val="0"/>
-        </w:rPr>
-      </w:r>
-    </w:p>
-    <w:p>
-      <w:pPr>
+        <w:ind w:left="0" w:right="0" w:firstLine="0"/>
+        <w:rPr>
+          <w:rFonts w:ascii="Arial" w:cs="Arial" w:eastAsia="Arial" w:hAnsi="Arial"/>
+          <w:color w:val="231f20"/>
+        </w:rPr>
+      </w:pPr>
+      <w:r>
+        <w:rPr>
+          <w:rtl w:val="0"/>
+        </w:rPr>
+      </w:r>
+    </w:p>
+    <w:p>
+      <w:pPr>
+        <w:ind w:left="0" w:right="0" w:firstLine="0"/>
+        <w:rPr>
+          <w:rFonts w:ascii="Arial" w:cs="Arial" w:eastAsia="Arial" w:hAnsi="Arial"/>
+          <w:color w:val="231f20"/>
+        </w:rPr>
+      </w:pPr>
+      <w:r>
+        <w:rPr>
+          <w:rtl w:val="0"/>
+        </w:rPr>
+      </w:r>
+    </w:p>
+    <w:p>
+      <w:pPr>
+        <w:ind w:left="0" w:right="0" w:firstLine="0"/>
+        <w:rPr>
+          <w:rFonts w:ascii="Arial" w:cs="Arial" w:eastAsia="Arial" w:hAnsi="Arial"/>
+          <w:color w:val="231f20"/>
+        </w:rPr>
+      </w:pPr>
+      <w:r>
+        <w:rPr>
+          <w:rtl w:val="0"/>
+        </w:rPr>
+      </w:r>
+    </w:p>
+    <w:p>
+      <w:pPr>
+        <w:ind w:left="0" w:right="0" w:firstLine="0"/>
+        <w:rPr>
+          <w:rFonts w:ascii="Arial" w:cs="Arial" w:eastAsia="Arial" w:hAnsi="Arial"/>
+          <w:color w:val="231f20"/>
+        </w:rPr>
+      </w:pPr>
+      <w:r>
+        <w:rPr>
+          <w:rtl w:val="0"/>
+        </w:rPr>
+      </w:r>
+    </w:p>
+    <w:p>
+      <w:pPr>
+        <w:ind w:left="0" w:right="0" w:firstLine="0"/>
         <w:rPr>
           <w:rFonts w:ascii="Arial" w:cs="Arial" w:eastAsia="Arial" w:hAnsi="Arial"/>
           <w:b w:val="1"/>
@@ -497,6 +513,7 @@
           <w:tab w:val="left" w:leader="none" w:pos="2835"/>
         </w:tabs>
         <w:spacing w:after="0" w:lineRule="auto"/>
+        <w:ind w:left="0" w:right="0" w:firstLine="0"/>
         <w:rPr>
           <w:rFonts w:ascii="Arial" w:cs="Arial" w:eastAsia="Arial" w:hAnsi="Arial"/>
           <w:color w:val="231f20"/>
@@ -531,6 +548,7 @@
           <w:tab w:val="left" w:leader="none" w:pos="2835"/>
         </w:tabs>
         <w:spacing w:after="0" w:lineRule="auto"/>
+        <w:ind w:left="0" w:right="0" w:firstLine="0"/>
         <w:rPr>
           <w:rFonts w:ascii="Arial" w:cs="Arial" w:eastAsia="Arial" w:hAnsi="Arial"/>
           <w:color w:val="231f20"/>
@@ -565,6 +583,7 @@
           <w:tab w:val="left" w:leader="none" w:pos="2835"/>
         </w:tabs>
         <w:spacing w:after="0" w:lineRule="auto"/>
+        <w:ind w:left="0" w:right="0" w:firstLine="0"/>
         <w:rPr>
           <w:rFonts w:ascii="Arial" w:cs="Arial" w:eastAsia="Arial" w:hAnsi="Arial"/>
           <w:color w:val="231f20"/>
@@ -599,6 +618,7 @@
           <w:tab w:val="left" w:leader="none" w:pos="2835"/>
         </w:tabs>
         <w:spacing w:after="0" w:lineRule="auto"/>
+        <w:ind w:left="0" w:right="0" w:firstLine="0"/>
         <w:rPr>
           <w:rFonts w:ascii="Arial" w:cs="Arial" w:eastAsia="Arial" w:hAnsi="Arial"/>
           <w:color w:val="231f20"/>
@@ -633,7 +653,7 @@
           <w:tab w:val="left" w:leader="none" w:pos="2835"/>
         </w:tabs>
         <w:spacing w:after="0" w:lineRule="auto"/>
-        <w:ind w:left="2410" w:hanging="2410"/>
+        <w:ind w:left="0" w:right="0" w:firstLine="0"/>
         <w:rPr>
           <w:rFonts w:ascii="Arial" w:cs="Arial" w:eastAsia="Arial" w:hAnsi="Arial"/>
           <w:color w:val="231f20"/>
@@ -668,6 +688,7 @@
           <w:tab w:val="left" w:leader="none" w:pos="2835"/>
         </w:tabs>
         <w:spacing w:after="0" w:lineRule="auto"/>
+        <w:ind w:left="0" w:right="0" w:firstLine="0"/>
         <w:rPr>
           <w:rFonts w:ascii="Arial" w:cs="Arial" w:eastAsia="Arial" w:hAnsi="Arial"/>
           <w:color w:val="231f20"/>
@@ -702,6 +723,7 @@
           <w:tab w:val="left" w:leader="none" w:pos="2835"/>
         </w:tabs>
         <w:spacing w:after="0" w:lineRule="auto"/>
+        <w:ind w:left="0" w:right="0" w:firstLine="0"/>
         <w:rPr>
           <w:rFonts w:ascii="Arial" w:cs="Arial" w:eastAsia="Arial" w:hAnsi="Arial"/>
           <w:color w:val="231f20"/>
@@ -752,6 +774,7 @@
           <w:tab w:val="left" w:leader="none" w:pos="2835"/>
         </w:tabs>
         <w:spacing w:after="0" w:lineRule="auto"/>
+        <w:ind w:left="0" w:right="0" w:firstLine="0"/>
         <w:rPr>
           <w:rFonts w:ascii="Arial" w:cs="Arial" w:eastAsia="Arial" w:hAnsi="Arial"/>
           <w:color w:val="231f20"/>
@@ -775,7 +798,7 @@
     <w:p>
       <w:pPr>
         <w:spacing w:after="0" w:line="276" w:lineRule="auto"/>
-        <w:ind w:right="0"/>
+        <w:ind w:left="0" w:right="0" w:firstLine="0"/>
         <w:jc w:val="left"/>
         <w:rPr>
           <w:rFonts w:ascii="Arial" w:cs="Arial" w:eastAsia="Arial" w:hAnsi="Arial"/>
@@ -848,7 +871,7 @@
     </w:p>
     <w:sdt>
       <w:sdtPr>
-        <w:id w:val="-20794205"/>
+        <w:id w:val="1981999958"/>
         <w:docPartObj>
           <w:docPartGallery w:val="Table of Contents"/>
           <w:docPartUnique w:val="1"/>
@@ -871,10 +894,10 @@
             <w:shd w:fill="auto" w:val="clear"/>
             <w:tabs>
               <w:tab w:val="left" w:leader="none" w:pos="660"/>
-              <w:tab w:val="right" w:leader="dot" w:pos="9764"/>
+              <w:tab w:val="right" w:leader="none" w:pos="9764"/>
             </w:tabs>
             <w:spacing w:after="0" w:before="0" w:line="240" w:lineRule="auto"/>
-            <w:ind w:left="220" w:right="113" w:firstLine="0"/>
+            <w:ind w:left="0" w:right="0" w:firstLine="0"/>
             <w:jc w:val="left"/>
             <w:rPr>
               <w:rFonts w:ascii="Arial" w:cs="Arial" w:eastAsia="Arial" w:hAnsi="Arial"/>
@@ -895,7 +918,7 @@
             <w:instrText xml:space="preserve"> TOC \h \u \z \t "Heading 1,1,Heading 2,2,Heading 3,3,"</w:instrText>
             <w:fldChar w:fldCharType="separate"/>
           </w:r>
-          <w:hyperlink w:anchor="_f7u4cpj2uguq">
+          <w:hyperlink w:anchor="_a6c8jzfugp2x">
             <w:r>
               <w:rPr>
                 <w:rFonts w:ascii="Arial" w:cs="Arial" w:eastAsia="Arial" w:hAnsi="Arial"/>
@@ -914,7 +937,7 @@
               <w:t xml:space="preserve">1.</w:t>
             </w:r>
           </w:hyperlink>
-          <w:hyperlink w:anchor="_f7u4cpj2uguq">
+          <w:hyperlink w:anchor="_a6c8jzfugp2x">
             <w:r>
               <w:rPr>
                 <w:rFonts w:ascii="Arial" w:cs="Arial" w:eastAsia="Arial" w:hAnsi="Arial"/>
@@ -935,7 +958,7 @@
           </w:hyperlink>
           <w:r>
             <w:fldChar w:fldCharType="begin"/>
-            <w:instrText xml:space="preserve"> PAGEREF _f7u4cpj2uguq \h </w:instrText>
+            <w:instrText xml:space="preserve"> PAGEREF _a6c8jzfugp2x \h </w:instrText>
             <w:fldChar w:fldCharType="separate"/>
           </w:r>
           <w:r>
@@ -982,10 +1005,10 @@
             <w:shd w:fill="auto" w:val="clear"/>
             <w:tabs>
               <w:tab w:val="left" w:leader="none" w:pos="660"/>
-              <w:tab w:val="right" w:leader="dot" w:pos="9764"/>
+              <w:tab w:val="right" w:leader="none" w:pos="9764"/>
             </w:tabs>
             <w:spacing w:after="0" w:before="0" w:line="240" w:lineRule="auto"/>
-            <w:ind w:left="220" w:right="113" w:firstLine="0"/>
+            <w:ind w:left="0" w:right="0" w:firstLine="0"/>
             <w:jc w:val="left"/>
             <w:rPr>
               <w:rFonts w:ascii="Arial" w:cs="Arial" w:eastAsia="Arial" w:hAnsi="Arial"/>
@@ -1001,7 +1024,7 @@
               <w:vertAlign w:val="baseline"/>
             </w:rPr>
           </w:pPr>
-          <w:hyperlink w:anchor="_peycwqbelo1a">
+          <w:hyperlink w:anchor="_gkzeyva2gi75">
             <w:r>
               <w:rPr>
                 <w:rFonts w:ascii="Arial" w:cs="Arial" w:eastAsia="Arial" w:hAnsi="Arial"/>
@@ -1020,7 +1043,7 @@
               <w:t xml:space="preserve">2.</w:t>
             </w:r>
           </w:hyperlink>
-          <w:hyperlink w:anchor="_peycwqbelo1a">
+          <w:hyperlink w:anchor="_gkzeyva2gi75">
             <w:r>
               <w:rPr>
                 <w:rFonts w:ascii="Arial" w:cs="Arial" w:eastAsia="Arial" w:hAnsi="Arial"/>
@@ -1041,7 +1064,7 @@
           </w:hyperlink>
           <w:r>
             <w:fldChar w:fldCharType="begin"/>
-            <w:instrText xml:space="preserve"> PAGEREF _peycwqbelo1a \h </w:instrText>
+            <w:instrText xml:space="preserve"> PAGEREF _gkzeyva2gi75 \h </w:instrText>
             <w:fldChar w:fldCharType="separate"/>
           </w:r>
           <w:r>
@@ -1088,10 +1111,10 @@
             <w:shd w:fill="auto" w:val="clear"/>
             <w:tabs>
               <w:tab w:val="left" w:leader="none" w:pos="660"/>
-              <w:tab w:val="right" w:leader="dot" w:pos="9764"/>
+              <w:tab w:val="right" w:leader="none" w:pos="9764"/>
             </w:tabs>
             <w:spacing w:after="0" w:before="0" w:line="240" w:lineRule="auto"/>
-            <w:ind w:left="220" w:right="113" w:firstLine="0"/>
+            <w:ind w:left="0" w:right="0" w:firstLine="0"/>
             <w:jc w:val="left"/>
             <w:rPr>
               <w:rFonts w:ascii="Arial" w:cs="Arial" w:eastAsia="Arial" w:hAnsi="Arial"/>
@@ -1107,7 +1130,7 @@
               <w:vertAlign w:val="baseline"/>
             </w:rPr>
           </w:pPr>
-          <w:hyperlink w:anchor="_4ugw70pvrrxu">
+          <w:hyperlink w:anchor="_d02z3zna0ahv">
             <w:r>
               <w:rPr>
                 <w:rFonts w:ascii="Arial" w:cs="Arial" w:eastAsia="Arial" w:hAnsi="Arial"/>
@@ -1126,7 +1149,7 @@
               <w:t xml:space="preserve">3.</w:t>
             </w:r>
           </w:hyperlink>
-          <w:hyperlink w:anchor="_4ugw70pvrrxu">
+          <w:hyperlink w:anchor="_d02z3zna0ahv">
             <w:r>
               <w:rPr>
                 <w:rFonts w:ascii="Arial" w:cs="Arial" w:eastAsia="Arial" w:hAnsi="Arial"/>
@@ -1147,7 +1170,7 @@
           </w:hyperlink>
           <w:r>
             <w:fldChar w:fldCharType="begin"/>
-            <w:instrText xml:space="preserve"> PAGEREF _4ugw70pvrrxu \h </w:instrText>
+            <w:instrText xml:space="preserve"> PAGEREF _d02z3zna0ahv \h </w:instrText>
             <w:fldChar w:fldCharType="separate"/>
           </w:r>
           <w:r>
@@ -1194,10 +1217,10 @@
             <w:shd w:fill="auto" w:val="clear"/>
             <w:tabs>
               <w:tab w:val="left" w:leader="none" w:pos="660"/>
-              <w:tab w:val="right" w:leader="dot" w:pos="9764"/>
+              <w:tab w:val="right" w:leader="none" w:pos="9764"/>
             </w:tabs>
             <w:spacing w:after="0" w:before="0" w:line="240" w:lineRule="auto"/>
-            <w:ind w:left="220" w:right="113" w:firstLine="0"/>
+            <w:ind w:left="0" w:right="0" w:firstLine="0"/>
             <w:jc w:val="left"/>
             <w:rPr>
               <w:rFonts w:ascii="Arial" w:cs="Arial" w:eastAsia="Arial" w:hAnsi="Arial"/>
@@ -1213,7 +1236,7 @@
               <w:vertAlign w:val="baseline"/>
             </w:rPr>
           </w:pPr>
-          <w:hyperlink w:anchor="_cvkab2mgpr8u">
+          <w:hyperlink w:anchor="_e1xy4qufrpim">
             <w:r>
               <w:rPr>
                 <w:rFonts w:ascii="Arial" w:cs="Arial" w:eastAsia="Arial" w:hAnsi="Arial"/>
@@ -1232,7 +1255,7 @@
               <w:t xml:space="preserve">4.</w:t>
             </w:r>
           </w:hyperlink>
-          <w:hyperlink w:anchor="_cvkab2mgpr8u">
+          <w:hyperlink w:anchor="_e1xy4qufrpim">
             <w:r>
               <w:rPr>
                 <w:rFonts w:ascii="Arial" w:cs="Arial" w:eastAsia="Arial" w:hAnsi="Arial"/>
@@ -1253,7 +1276,7 @@
           </w:hyperlink>
           <w:r>
             <w:fldChar w:fldCharType="begin"/>
-            <w:instrText xml:space="preserve"> PAGEREF _cvkab2mgpr8u \h </w:instrText>
+            <w:instrText xml:space="preserve"> PAGEREF _e1xy4qufrpim \h </w:instrText>
             <w:fldChar w:fldCharType="separate"/>
           </w:r>
           <w:r>
@@ -1300,10 +1323,10 @@
             <w:shd w:fill="auto" w:val="clear"/>
             <w:tabs>
               <w:tab w:val="left" w:leader="none" w:pos="660"/>
-              <w:tab w:val="right" w:leader="dot" w:pos="9764"/>
+              <w:tab w:val="right" w:leader="none" w:pos="9764"/>
             </w:tabs>
             <w:spacing w:after="0" w:before="0" w:line="240" w:lineRule="auto"/>
-            <w:ind w:left="220" w:right="113" w:firstLine="0"/>
+            <w:ind w:left="0" w:right="0" w:firstLine="0"/>
             <w:jc w:val="left"/>
             <w:rPr>
               <w:rFonts w:ascii="Arial" w:cs="Arial" w:eastAsia="Arial" w:hAnsi="Arial"/>
@@ -1319,7 +1342,7 @@
               <w:vertAlign w:val="baseline"/>
             </w:rPr>
           </w:pPr>
-          <w:hyperlink w:anchor="_jyg0l6fhai7v">
+          <w:hyperlink w:anchor="_qcar5fn3ben2">
             <w:r>
               <w:rPr>
                 <w:rFonts w:ascii="Arial" w:cs="Arial" w:eastAsia="Arial" w:hAnsi="Arial"/>
@@ -1338,7 +1361,7 @@
               <w:t xml:space="preserve">5.</w:t>
             </w:r>
           </w:hyperlink>
-          <w:hyperlink w:anchor="_jyg0l6fhai7v">
+          <w:hyperlink w:anchor="_qcar5fn3ben2">
             <w:r>
               <w:rPr>
                 <w:rFonts w:ascii="Arial" w:cs="Arial" w:eastAsia="Arial" w:hAnsi="Arial"/>
@@ -1359,7 +1382,7 @@
           </w:hyperlink>
           <w:r>
             <w:fldChar w:fldCharType="begin"/>
-            <w:instrText xml:space="preserve"> PAGEREF _jyg0l6fhai7v \h </w:instrText>
+            <w:instrText xml:space="preserve"> PAGEREF _qcar5fn3ben2 \h </w:instrText>
             <w:fldChar w:fldCharType="separate"/>
           </w:r>
           <w:r>
@@ -1406,10 +1429,10 @@
             <w:shd w:fill="auto" w:val="clear"/>
             <w:tabs>
               <w:tab w:val="left" w:leader="none" w:pos="660"/>
-              <w:tab w:val="right" w:leader="dot" w:pos="9764"/>
+              <w:tab w:val="right" w:leader="none" w:pos="9764"/>
             </w:tabs>
             <w:spacing w:after="0" w:before="0" w:line="240" w:lineRule="auto"/>
-            <w:ind w:left="220" w:right="113" w:firstLine="0"/>
+            <w:ind w:left="0" w:right="0" w:firstLine="0"/>
             <w:jc w:val="left"/>
             <w:rPr>
               <w:rFonts w:ascii="Arial" w:cs="Arial" w:eastAsia="Arial" w:hAnsi="Arial"/>
@@ -1425,7 +1448,7 @@
               <w:vertAlign w:val="baseline"/>
             </w:rPr>
           </w:pPr>
-          <w:hyperlink w:anchor="_aaye7cv8mglv">
+          <w:hyperlink w:anchor="_fpcrb7fi9ror">
             <w:r>
               <w:rPr>
                 <w:rFonts w:ascii="Arial" w:cs="Arial" w:eastAsia="Arial" w:hAnsi="Arial"/>
@@ -1444,7 +1467,7 @@
               <w:t xml:space="preserve">6.</w:t>
             </w:r>
           </w:hyperlink>
-          <w:hyperlink w:anchor="_aaye7cv8mglv">
+          <w:hyperlink w:anchor="_fpcrb7fi9ror">
             <w:r>
               <w:rPr>
                 <w:rFonts w:ascii="Arial" w:cs="Arial" w:eastAsia="Arial" w:hAnsi="Arial"/>
@@ -1465,7 +1488,7 @@
           </w:hyperlink>
           <w:r>
             <w:fldChar w:fldCharType="begin"/>
-            <w:instrText xml:space="preserve"> PAGEREF _aaye7cv8mglv \h </w:instrText>
+            <w:instrText xml:space="preserve"> PAGEREF _fpcrb7fi9ror \h </w:instrText>
             <w:fldChar w:fldCharType="separate"/>
           </w:r>
           <w:r>
@@ -1498,6 +1521,7 @@
         </w:p>
         <w:p>
           <w:pPr>
+            <w:ind w:left="0" w:right="0" w:firstLine="0"/>
             <w:rPr>
               <w:rFonts w:ascii="Arial" w:cs="Arial" w:eastAsia="Arial" w:hAnsi="Arial"/>
               <w:b w:val="1"/>
@@ -1519,7 +1543,7 @@
     <w:p>
       <w:pPr>
         <w:spacing w:after="200" w:line="276" w:lineRule="auto"/>
-        <w:ind w:right="0"/>
+        <w:ind w:left="0" w:right="0" w:firstLine="0"/>
         <w:jc w:val="left"/>
         <w:rPr>
           <w:rFonts w:ascii="Arial" w:cs="Arial" w:eastAsia="Arial" w:hAnsi="Arial"/>
@@ -1546,13 +1570,13 @@
           <w:ilvl w:val="0"/>
           <w:numId w:val="1"/>
         </w:numPr>
-        <w:ind w:left="284" w:hanging="360"/>
-        <w:rPr>
-          <w:rFonts w:ascii="Arial" w:cs="Arial" w:eastAsia="Arial" w:hAnsi="Arial"/>
-          <w:color w:val="231f20"/>
-        </w:rPr>
-      </w:pPr>
-      <w:bookmarkStart w:colFirst="0" w:colLast="0" w:name="_f7u4cpj2uguq" w:id="2"/>
+        <w:ind w:left="0" w:right="0" w:firstLine="0"/>
+        <w:rPr>
+          <w:rFonts w:ascii="Arial" w:cs="Arial" w:eastAsia="Arial" w:hAnsi="Arial"/>
+          <w:color w:val="231f20"/>
+        </w:rPr>
+      </w:pPr>
+      <w:bookmarkStart w:colFirst="0" w:colLast="0" w:name="_a6c8jzfugp2x" w:id="2"/>
       <w:bookmarkEnd w:id="2"/>
       <w:r>
         <w:rPr>
@@ -1565,6 +1589,7 @@
     </w:p>
     <w:p>
       <w:pPr>
+        <w:ind w:left="0" w:right="0" w:firstLine="0"/>
         <w:rPr>
           <w:rFonts w:ascii="Arial" w:cs="Arial" w:eastAsia="Arial" w:hAnsi="Arial"/>
           <w:color w:val="231f20"/>
@@ -1586,13 +1611,13 @@
           <w:ilvl w:val="0"/>
           <w:numId w:val="1"/>
         </w:numPr>
-        <w:ind w:left="284" w:hanging="360"/>
-        <w:rPr>
-          <w:rFonts w:ascii="Arial" w:cs="Arial" w:eastAsia="Arial" w:hAnsi="Arial"/>
-          <w:color w:val="231f20"/>
-        </w:rPr>
-      </w:pPr>
-      <w:bookmarkStart w:colFirst="0" w:colLast="0" w:name="_peycwqbelo1a" w:id="3"/>
+        <w:ind w:left="0" w:right="0" w:firstLine="0"/>
+        <w:rPr>
+          <w:rFonts w:ascii="Arial" w:cs="Arial" w:eastAsia="Arial" w:hAnsi="Arial"/>
+          <w:color w:val="231f20"/>
+        </w:rPr>
+      </w:pPr>
+      <w:bookmarkStart w:colFirst="0" w:colLast="0" w:name="_gkzeyva2gi75" w:id="3"/>
       <w:bookmarkEnd w:id="3"/>
       <w:r>
         <w:rPr>
@@ -1605,6 +1630,7 @@
     </w:p>
     <w:p>
       <w:pPr>
+        <w:ind w:left="0" w:right="0" w:firstLine="0"/>
         <w:rPr>
           <w:rFonts w:ascii="Arial" w:cs="Arial" w:eastAsia="Arial" w:hAnsi="Arial"/>
           <w:color w:val="231f20"/>
@@ -1626,13 +1652,13 @@
           <w:ilvl w:val="0"/>
           <w:numId w:val="1"/>
         </w:numPr>
-        <w:ind w:left="284" w:hanging="360"/>
-        <w:rPr>
-          <w:rFonts w:ascii="Arial" w:cs="Arial" w:eastAsia="Arial" w:hAnsi="Arial"/>
-          <w:color w:val="231f20"/>
-        </w:rPr>
-      </w:pPr>
-      <w:bookmarkStart w:colFirst="0" w:colLast="0" w:name="_4ugw70pvrrxu" w:id="4"/>
+        <w:ind w:left="0" w:right="0" w:firstLine="0"/>
+        <w:rPr>
+          <w:rFonts w:ascii="Arial" w:cs="Arial" w:eastAsia="Arial" w:hAnsi="Arial"/>
+          <w:color w:val="231f20"/>
+        </w:rPr>
+      </w:pPr>
+      <w:bookmarkStart w:colFirst="0" w:colLast="0" w:name="_d02z3zna0ahv" w:id="4"/>
       <w:bookmarkEnd w:id="4"/>
       <w:r>
         <w:rPr>
@@ -1645,6 +1671,7 @@
     </w:p>
     <w:p>
       <w:pPr>
+        <w:ind w:left="0" w:right="0" w:firstLine="0"/>
         <w:rPr>
           <w:rFonts w:ascii="Arial" w:cs="Arial" w:eastAsia="Arial" w:hAnsi="Arial"/>
           <w:color w:val="231f20"/>
@@ -1666,13 +1693,13 @@
           <w:ilvl w:val="0"/>
           <w:numId w:val="1"/>
         </w:numPr>
-        <w:ind w:left="284" w:hanging="360"/>
-        <w:rPr>
-          <w:rFonts w:ascii="Arial" w:cs="Arial" w:eastAsia="Arial" w:hAnsi="Arial"/>
-          <w:color w:val="231f20"/>
-        </w:rPr>
-      </w:pPr>
-      <w:bookmarkStart w:colFirst="0" w:colLast="0" w:name="_cvkab2mgpr8u" w:id="5"/>
+        <w:ind w:left="0" w:right="0" w:firstLine="0"/>
+        <w:rPr>
+          <w:rFonts w:ascii="Arial" w:cs="Arial" w:eastAsia="Arial" w:hAnsi="Arial"/>
+          <w:color w:val="231f20"/>
+        </w:rPr>
+      </w:pPr>
+      <w:bookmarkStart w:colFirst="0" w:colLast="0" w:name="_e1xy4qufrpim" w:id="5"/>
       <w:bookmarkEnd w:id="5"/>
       <w:r>
         <w:rPr>
@@ -1685,6 +1712,7 @@
     </w:p>
     <w:p>
       <w:pPr>
+        <w:ind w:left="0" w:right="0" w:firstLine="0"/>
         <w:rPr>
           <w:rFonts w:ascii="Arial" w:cs="Arial" w:eastAsia="Arial" w:hAnsi="Arial"/>
           <w:color w:val="231f20"/>
@@ -1706,13 +1734,13 @@
           <w:ilvl w:val="0"/>
           <w:numId w:val="1"/>
         </w:numPr>
-        <w:ind w:left="284" w:hanging="360"/>
-        <w:rPr>
-          <w:rFonts w:ascii="Arial" w:cs="Arial" w:eastAsia="Arial" w:hAnsi="Arial"/>
-          <w:color w:val="231f20"/>
-        </w:rPr>
-      </w:pPr>
-      <w:bookmarkStart w:colFirst="0" w:colLast="0" w:name="_jyg0l6fhai7v" w:id="6"/>
+        <w:ind w:left="0" w:right="0" w:firstLine="0"/>
+        <w:rPr>
+          <w:rFonts w:ascii="Arial" w:cs="Arial" w:eastAsia="Arial" w:hAnsi="Arial"/>
+          <w:color w:val="231f20"/>
+        </w:rPr>
+      </w:pPr>
+      <w:bookmarkStart w:colFirst="0" w:colLast="0" w:name="_qcar5fn3ben2" w:id="6"/>
       <w:bookmarkEnd w:id="6"/>
       <w:r>
         <w:rPr>
@@ -1725,6 +1753,7 @@
     </w:p>
     <w:p>
       <w:pPr>
+        <w:ind w:left="0" w:right="0" w:firstLine="0"/>
         <w:rPr>
           <w:rFonts w:ascii="Arial" w:cs="Arial" w:eastAsia="Arial" w:hAnsi="Arial"/>
           <w:color w:val="231f20"/>
@@ -1746,13 +1775,13 @@
           <w:ilvl w:val="0"/>
           <w:numId w:val="1"/>
         </w:numPr>
-        <w:ind w:left="284" w:hanging="360"/>
-        <w:rPr>
-          <w:rFonts w:ascii="Arial" w:cs="Arial" w:eastAsia="Arial" w:hAnsi="Arial"/>
-          <w:color w:val="231f20"/>
-        </w:rPr>
-      </w:pPr>
-      <w:bookmarkStart w:colFirst="0" w:colLast="0" w:name="_aaye7cv8mglv" w:id="7"/>
+        <w:ind w:left="0" w:right="0" w:firstLine="0"/>
+        <w:rPr>
+          <w:rFonts w:ascii="Arial" w:cs="Arial" w:eastAsia="Arial" w:hAnsi="Arial"/>
+          <w:color w:val="231f20"/>
+        </w:rPr>
+      </w:pPr>
+      <w:bookmarkStart w:colFirst="0" w:colLast="0" w:name="_fpcrb7fi9ror" w:id="7"/>
       <w:bookmarkEnd w:id="7"/>
       <w:r>
         <w:rPr>
@@ -1765,6 +1794,7 @@
     </w:p>
     <w:p>
       <w:pPr>
+        <w:ind w:left="0" w:right="0" w:firstLine="0"/>
         <w:rPr>
           <w:rFonts w:ascii="Arial" w:cs="Arial" w:eastAsia="Arial" w:hAnsi="Arial"/>
           <w:color w:val="231f20"/>
@@ -1784,7 +1814,7 @@
       <w:footerReference r:id="rId8" w:type="default"/>
       <w:footerReference r:id="rId9" w:type="first"/>
       <w:pgSz w:h="16838" w:w="11906" w:orient="portrait"/>
-      <w:pgMar w:bottom="1140" w:top="1440" w:left="431" w:right="1140" w:header="561" w:footer="561"/>
+      <w:pgMar w:bottom="1133.8582677165355" w:top="1133.8582677165355" w:left="850.3937007874016" w:right="850.3937007874016" w:header="561" w:footer="561"/>
       <w:pgNumType w:start="1"/>
       <w:titlePg w:val="1"/>
     </w:sectPr>
@@ -1798,7 +1828,6 @@
     <w:pPr>
       <w:keepNext w:val="0"/>
       <w:keepLines w:val="0"/>
-      <w:pageBreakBefore w:val="0"/>
       <w:widowControl w:val="0"/>
       <w:pBdr>
         <w:top w:color="808080" w:space="0" w:sz="4" w:val="single"/>
@@ -1809,7 +1838,7 @@
       </w:pBdr>
       <w:shd w:fill="auto" w:val="clear"/>
       <w:spacing w:after="0" w:before="0" w:line="240" w:lineRule="auto"/>
-      <w:ind w:left="-142" w:right="0" w:firstLine="0"/>
+      <w:ind w:left="0" w:right="0" w:firstLine="0"/>
       <w:jc w:val="left"/>
       <w:rPr/>
     </w:pPr>
@@ -1831,7 +1860,6 @@
         <w:rtl w:val="0"/>
       </w:rPr>
       <w:br w:type="textWrapping"/>
-      <w:tab/>
       <w:tab/>
       <w:tab/>
       <w:tab/>
@@ -1917,10 +1945,10 @@
         <wp:anchor allowOverlap="1" behindDoc="0" distB="0" distT="0" distL="0" distR="0" hidden="0" layoutInCell="1" locked="0" relativeHeight="0" simplePos="0">
           <wp:simplePos x="0" y="0"/>
           <wp:positionH relativeFrom="column">
-            <wp:posOffset>-71119</wp:posOffset>
+            <wp:posOffset>295275</wp:posOffset>
           </wp:positionH>
           <wp:positionV relativeFrom="paragraph">
-            <wp:posOffset>107950</wp:posOffset>
+            <wp:posOffset>104775</wp:posOffset>
           </wp:positionV>
           <wp:extent cx="962941" cy="363600"/>
           <wp:effectExtent b="0" l="0" r="0" t="0"/>
@@ -1964,7 +1992,6 @@
     <w:pPr>
       <w:keepNext w:val="0"/>
       <w:keepLines w:val="0"/>
-      <w:pageBreakBefore w:val="0"/>
       <w:widowControl w:val="0"/>
       <w:pBdr>
         <w:top w:color="000000" w:space="0" w:sz="0" w:val="none"/>
@@ -2008,7 +2035,6 @@
     <w:pPr>
       <w:keepNext w:val="0"/>
       <w:keepLines w:val="0"/>
-      <w:pageBreakBefore w:val="0"/>
       <w:widowControl w:val="0"/>
       <w:pBdr>
         <w:top w:space="0" w:sz="0" w:val="nil"/>
@@ -2033,20 +2059,20 @@
         <wp:anchor allowOverlap="1" behindDoc="0" distB="0" distT="0" distL="114300" distR="114300" hidden="0" layoutInCell="1" locked="0" relativeHeight="0" simplePos="0">
           <wp:simplePos x="0" y="0"/>
           <wp:positionH relativeFrom="column">
-            <wp:posOffset>47626</wp:posOffset>
+            <wp:posOffset>47627</wp:posOffset>
           </wp:positionH>
           <wp:positionV relativeFrom="paragraph">
-            <wp:posOffset>-54518</wp:posOffset>
+            <wp:posOffset>-54517</wp:posOffset>
           </wp:positionV>
           <wp:extent cx="1355753" cy="1011600"/>
           <wp:effectExtent b="0" l="0" r="0" t="0"/>
           <wp:wrapNone/>
-          <wp:docPr id="3" name="image3.png"/>
+          <wp:docPr id="3" name="image2.png"/>
           <a:graphic>
             <a:graphicData uri="http://schemas.openxmlformats.org/drawingml/2006/picture">
               <pic:pic>
                 <pic:nvPicPr>
-                  <pic:cNvPr id="0" name="image3.png"/>
+                  <pic:cNvPr id="0" name="image2.png"/>
                   <pic:cNvPicPr preferRelativeResize="0"/>
                 </pic:nvPicPr>
                 <pic:blipFill>
@@ -2074,7 +2100,7 @@
   <w:tbl>
     <w:tblPr>
       <w:tblStyle w:val="Table1"/>
-      <w:tblW w:w="9810.0" w:type="dxa"/>
+      <w:tblW w:w="10200.0" w:type="dxa"/>
       <w:jc w:val="left"/>
       <w:tblBorders>
         <w:bottom w:color="000000" w:space="0" w:sz="4" w:val="single"/>
@@ -2085,12 +2111,12 @@
     <w:tblGrid>
       <w:gridCol w:w="3510"/>
       <w:gridCol w:w="3240"/>
-      <w:gridCol w:w="3060"/>
+      <w:gridCol w:w="3450"/>
       <w:tblGridChange w:id="0">
         <w:tblGrid>
           <w:gridCol w:w="3510"/>
           <w:gridCol w:w="3240"/>
-          <w:gridCol w:w="3060"/>
+          <w:gridCol w:w="3450"/>
         </w:tblGrid>
       </w:tblGridChange>
     </w:tblGrid>

--- a/deliveries/cases/EN/6.docx
+++ b/deliveries/cases/EN/6.docx
@@ -55,12 +55,12 @@
             <wp:extent cx="1880235" cy="1381716"/>
             <wp:effectExtent b="0" l="0" r="0" t="0"/>
             <wp:wrapSquare wrapText="bothSides" distB="0" distT="0" distL="114300" distR="114300"/>
-            <wp:docPr id="1" name="image2.png"/>
+            <wp:docPr id="1" name="image1.png"/>
             <a:graphic>
               <a:graphicData uri="http://schemas.openxmlformats.org/drawingml/2006/picture">
                 <pic:pic>
                   <pic:nvPicPr>
-                    <pic:cNvPr id="0" name="image2.png"/>
+                    <pic:cNvPr id="0" name="image1.png"/>
                     <pic:cNvPicPr preferRelativeResize="0"/>
                   </pic:nvPicPr>
                   <pic:blipFill>
@@ -202,7 +202,7 @@
           <w:color w:val="231f20"/>
         </w:rPr>
       </w:pPr>
-      <w:bookmarkStart w:colFirst="0" w:colLast="0" w:name="_gb2iin3sqj0c" w:id="0"/>
+      <w:bookmarkStart w:colFirst="0" w:colLast="0" w:name="_y3l10no8xjt9" w:id="0"/>
       <w:bookmarkEnd w:id="0"/>
       <w:r>
         <w:rPr>
@@ -324,7 +324,7 @@
           <w:szCs w:val="36"/>
         </w:rPr>
       </w:pPr>
-      <w:bookmarkStart w:colFirst="0" w:colLast="0" w:name="_hg1ox6u0ai9v" w:id="1"/>
+      <w:bookmarkStart w:colFirst="0" w:colLast="0" w:name="_z23eqzq3212n" w:id="1"/>
       <w:bookmarkEnd w:id="1"/>
       <w:r>
         <w:rPr>
@@ -871,7 +871,7 @@
     </w:p>
     <w:sdt>
       <w:sdtPr>
-        <w:id w:val="1981999958"/>
+        <w:id w:val="1855093205"/>
         <w:docPartObj>
           <w:docPartGallery w:val="Table of Contents"/>
           <w:docPartUnique w:val="1"/>
@@ -918,7 +918,7 @@
             <w:instrText xml:space="preserve"> TOC \h \u \z \t "Heading 1,1,Heading 2,2,Heading 3,3,"</w:instrText>
             <w:fldChar w:fldCharType="separate"/>
           </w:r>
-          <w:hyperlink w:anchor="_a6c8jzfugp2x">
+          <w:hyperlink w:anchor="_jrh6m2klr36e">
             <w:r>
               <w:rPr>
                 <w:rFonts w:ascii="Arial" w:cs="Arial" w:eastAsia="Arial" w:hAnsi="Arial"/>
@@ -937,7 +937,7 @@
               <w:t xml:space="preserve">1.</w:t>
             </w:r>
           </w:hyperlink>
-          <w:hyperlink w:anchor="_a6c8jzfugp2x">
+          <w:hyperlink w:anchor="_jrh6m2klr36e">
             <w:r>
               <w:rPr>
                 <w:rFonts w:ascii="Arial" w:cs="Arial" w:eastAsia="Arial" w:hAnsi="Arial"/>
@@ -958,7 +958,7 @@
           </w:hyperlink>
           <w:r>
             <w:fldChar w:fldCharType="begin"/>
-            <w:instrText xml:space="preserve"> PAGEREF _a6c8jzfugp2x \h </w:instrText>
+            <w:instrText xml:space="preserve"> PAGEREF _jrh6m2klr36e \h </w:instrText>
             <w:fldChar w:fldCharType="separate"/>
           </w:r>
           <w:r>
@@ -1024,7 +1024,7 @@
               <w:vertAlign w:val="baseline"/>
             </w:rPr>
           </w:pPr>
-          <w:hyperlink w:anchor="_gkzeyva2gi75">
+          <w:hyperlink w:anchor="_88zhzf4v3d30">
             <w:r>
               <w:rPr>
                 <w:rFonts w:ascii="Arial" w:cs="Arial" w:eastAsia="Arial" w:hAnsi="Arial"/>
@@ -1043,7 +1043,7 @@
               <w:t xml:space="preserve">2.</w:t>
             </w:r>
           </w:hyperlink>
-          <w:hyperlink w:anchor="_gkzeyva2gi75">
+          <w:hyperlink w:anchor="_88zhzf4v3d30">
             <w:r>
               <w:rPr>
                 <w:rFonts w:ascii="Arial" w:cs="Arial" w:eastAsia="Arial" w:hAnsi="Arial"/>
@@ -1064,7 +1064,7 @@
           </w:hyperlink>
           <w:r>
             <w:fldChar w:fldCharType="begin"/>
-            <w:instrText xml:space="preserve"> PAGEREF _gkzeyva2gi75 \h </w:instrText>
+            <w:instrText xml:space="preserve"> PAGEREF _88zhzf4v3d30 \h </w:instrText>
             <w:fldChar w:fldCharType="separate"/>
           </w:r>
           <w:r>
@@ -1130,7 +1130,7 @@
               <w:vertAlign w:val="baseline"/>
             </w:rPr>
           </w:pPr>
-          <w:hyperlink w:anchor="_d02z3zna0ahv">
+          <w:hyperlink w:anchor="_mvx8kvynb6b9">
             <w:r>
               <w:rPr>
                 <w:rFonts w:ascii="Arial" w:cs="Arial" w:eastAsia="Arial" w:hAnsi="Arial"/>
@@ -1149,7 +1149,7 @@
               <w:t xml:space="preserve">3.</w:t>
             </w:r>
           </w:hyperlink>
-          <w:hyperlink w:anchor="_d02z3zna0ahv">
+          <w:hyperlink w:anchor="_mvx8kvynb6b9">
             <w:r>
               <w:rPr>
                 <w:rFonts w:ascii="Arial" w:cs="Arial" w:eastAsia="Arial" w:hAnsi="Arial"/>
@@ -1170,7 +1170,7 @@
           </w:hyperlink>
           <w:r>
             <w:fldChar w:fldCharType="begin"/>
-            <w:instrText xml:space="preserve"> PAGEREF _d02z3zna0ahv \h </w:instrText>
+            <w:instrText xml:space="preserve"> PAGEREF _mvx8kvynb6b9 \h </w:instrText>
             <w:fldChar w:fldCharType="separate"/>
           </w:r>
           <w:r>
@@ -1236,7 +1236,7 @@
               <w:vertAlign w:val="baseline"/>
             </w:rPr>
           </w:pPr>
-          <w:hyperlink w:anchor="_e1xy4qufrpim">
+          <w:hyperlink w:anchor="_b486cn6ajyvo">
             <w:r>
               <w:rPr>
                 <w:rFonts w:ascii="Arial" w:cs="Arial" w:eastAsia="Arial" w:hAnsi="Arial"/>
@@ -1255,7 +1255,7 @@
               <w:t xml:space="preserve">4.</w:t>
             </w:r>
           </w:hyperlink>
-          <w:hyperlink w:anchor="_e1xy4qufrpim">
+          <w:hyperlink w:anchor="_b486cn6ajyvo">
             <w:r>
               <w:rPr>
                 <w:rFonts w:ascii="Arial" w:cs="Arial" w:eastAsia="Arial" w:hAnsi="Arial"/>
@@ -1276,7 +1276,7 @@
           </w:hyperlink>
           <w:r>
             <w:fldChar w:fldCharType="begin"/>
-            <w:instrText xml:space="preserve"> PAGEREF _e1xy4qufrpim \h </w:instrText>
+            <w:instrText xml:space="preserve"> PAGEREF _b486cn6ajyvo \h </w:instrText>
             <w:fldChar w:fldCharType="separate"/>
           </w:r>
           <w:r>
@@ -1342,7 +1342,7 @@
               <w:vertAlign w:val="baseline"/>
             </w:rPr>
           </w:pPr>
-          <w:hyperlink w:anchor="_qcar5fn3ben2">
+          <w:hyperlink w:anchor="_m9p83eyqk92h">
             <w:r>
               <w:rPr>
                 <w:rFonts w:ascii="Arial" w:cs="Arial" w:eastAsia="Arial" w:hAnsi="Arial"/>
@@ -1361,7 +1361,7 @@
               <w:t xml:space="preserve">5.</w:t>
             </w:r>
           </w:hyperlink>
-          <w:hyperlink w:anchor="_qcar5fn3ben2">
+          <w:hyperlink w:anchor="_m9p83eyqk92h">
             <w:r>
               <w:rPr>
                 <w:rFonts w:ascii="Arial" w:cs="Arial" w:eastAsia="Arial" w:hAnsi="Arial"/>
@@ -1382,7 +1382,7 @@
           </w:hyperlink>
           <w:r>
             <w:fldChar w:fldCharType="begin"/>
-            <w:instrText xml:space="preserve"> PAGEREF _qcar5fn3ben2 \h </w:instrText>
+            <w:instrText xml:space="preserve"> PAGEREF _m9p83eyqk92h \h </w:instrText>
             <w:fldChar w:fldCharType="separate"/>
           </w:r>
           <w:r>
@@ -1448,7 +1448,7 @@
               <w:vertAlign w:val="baseline"/>
             </w:rPr>
           </w:pPr>
-          <w:hyperlink w:anchor="_fpcrb7fi9ror">
+          <w:hyperlink w:anchor="_1myjokbfkazl">
             <w:r>
               <w:rPr>
                 <w:rFonts w:ascii="Arial" w:cs="Arial" w:eastAsia="Arial" w:hAnsi="Arial"/>
@@ -1467,7 +1467,7 @@
               <w:t xml:space="preserve">6.</w:t>
             </w:r>
           </w:hyperlink>
-          <w:hyperlink w:anchor="_fpcrb7fi9ror">
+          <w:hyperlink w:anchor="_1myjokbfkazl">
             <w:r>
               <w:rPr>
                 <w:rFonts w:ascii="Arial" w:cs="Arial" w:eastAsia="Arial" w:hAnsi="Arial"/>
@@ -1488,7 +1488,7 @@
           </w:hyperlink>
           <w:r>
             <w:fldChar w:fldCharType="begin"/>
-            <w:instrText xml:space="preserve"> PAGEREF _fpcrb7fi9ror \h </w:instrText>
+            <w:instrText xml:space="preserve"> PAGEREF _1myjokbfkazl \h </w:instrText>
             <w:fldChar w:fldCharType="separate"/>
           </w:r>
           <w:r>
@@ -1576,7 +1576,7 @@
           <w:color w:val="231f20"/>
         </w:rPr>
       </w:pPr>
-      <w:bookmarkStart w:colFirst="0" w:colLast="0" w:name="_a6c8jzfugp2x" w:id="2"/>
+      <w:bookmarkStart w:colFirst="0" w:colLast="0" w:name="_jrh6m2klr36e" w:id="2"/>
       <w:bookmarkEnd w:id="2"/>
       <w:r>
         <w:rPr>
@@ -1617,7 +1617,7 @@
           <w:color w:val="231f20"/>
         </w:rPr>
       </w:pPr>
-      <w:bookmarkStart w:colFirst="0" w:colLast="0" w:name="_gkzeyva2gi75" w:id="3"/>
+      <w:bookmarkStart w:colFirst="0" w:colLast="0" w:name="_88zhzf4v3d30" w:id="3"/>
       <w:bookmarkEnd w:id="3"/>
       <w:r>
         <w:rPr>
@@ -1658,7 +1658,7 @@
           <w:color w:val="231f20"/>
         </w:rPr>
       </w:pPr>
-      <w:bookmarkStart w:colFirst="0" w:colLast="0" w:name="_d02z3zna0ahv" w:id="4"/>
+      <w:bookmarkStart w:colFirst="0" w:colLast="0" w:name="_mvx8kvynb6b9" w:id="4"/>
       <w:bookmarkEnd w:id="4"/>
       <w:r>
         <w:rPr>
@@ -1699,7 +1699,7 @@
           <w:color w:val="231f20"/>
         </w:rPr>
       </w:pPr>
-      <w:bookmarkStart w:colFirst="0" w:colLast="0" w:name="_e1xy4qufrpim" w:id="5"/>
+      <w:bookmarkStart w:colFirst="0" w:colLast="0" w:name="_b486cn6ajyvo" w:id="5"/>
       <w:bookmarkEnd w:id="5"/>
       <w:r>
         <w:rPr>
@@ -1740,7 +1740,7 @@
           <w:color w:val="231f20"/>
         </w:rPr>
       </w:pPr>
-      <w:bookmarkStart w:colFirst="0" w:colLast="0" w:name="_qcar5fn3ben2" w:id="6"/>
+      <w:bookmarkStart w:colFirst="0" w:colLast="0" w:name="_m9p83eyqk92h" w:id="6"/>
       <w:bookmarkEnd w:id="6"/>
       <w:r>
         <w:rPr>
@@ -1781,7 +1781,7 @@
           <w:color w:val="231f20"/>
         </w:rPr>
       </w:pPr>
-      <w:bookmarkStart w:colFirst="0" w:colLast="0" w:name="_fpcrb7fi9ror" w:id="7"/>
+      <w:bookmarkStart w:colFirst="0" w:colLast="0" w:name="_1myjokbfkazl" w:id="7"/>
       <w:bookmarkEnd w:id="7"/>
       <w:r>
         <w:rPr>
@@ -1953,12 +1953,12 @@
           <wp:extent cx="962941" cy="363600"/>
           <wp:effectExtent b="0" l="0" r="0" t="0"/>
           <wp:wrapNone/>
-          <wp:docPr id="2" name="image1.png"/>
+          <wp:docPr id="2" name="image2.png"/>
           <a:graphic>
             <a:graphicData uri="http://schemas.openxmlformats.org/drawingml/2006/picture">
               <pic:pic>
                 <pic:nvPicPr>
-                  <pic:cNvPr id="0" name="image1.png"/>
+                  <pic:cNvPr id="0" name="image2.png"/>
                   <pic:cNvPicPr preferRelativeResize="0"/>
                 </pic:nvPicPr>
                 <pic:blipFill>
@@ -2059,20 +2059,20 @@
         <wp:anchor allowOverlap="1" behindDoc="0" distB="0" distT="0" distL="114300" distR="114300" hidden="0" layoutInCell="1" locked="0" relativeHeight="0" simplePos="0">
           <wp:simplePos x="0" y="0"/>
           <wp:positionH relativeFrom="column">
-            <wp:posOffset>47627</wp:posOffset>
+            <wp:posOffset>47628</wp:posOffset>
           </wp:positionH>
           <wp:positionV relativeFrom="paragraph">
-            <wp:posOffset>-54517</wp:posOffset>
+            <wp:posOffset>-54516</wp:posOffset>
           </wp:positionV>
           <wp:extent cx="1355753" cy="1011600"/>
           <wp:effectExtent b="0" l="0" r="0" t="0"/>
           <wp:wrapNone/>
-          <wp:docPr id="3" name="image2.png"/>
+          <wp:docPr id="3" name="image1.png"/>
           <a:graphic>
             <a:graphicData uri="http://schemas.openxmlformats.org/drawingml/2006/picture">
               <pic:pic>
                 <pic:nvPicPr>
-                  <pic:cNvPr id="0" name="image2.png"/>
+                  <pic:cNvPr id="0" name="image1.png"/>
                   <pic:cNvPicPr preferRelativeResize="0"/>
                 </pic:nvPicPr>
                 <pic:blipFill>
@@ -2173,6 +2173,7 @@
             <w:spacing w:after="0" w:lineRule="auto"/>
             <w:jc w:val="right"/>
             <w:rPr>
+              <w:rFonts w:ascii="Arial" w:cs="Arial" w:eastAsia="Arial" w:hAnsi="Arial"/>
               <w:b w:val="1"/>
               <w:bCs w:val="1"/>
               <w:color w:val="231f20"/>
@@ -2182,6 +2183,7 @@
           </w:pPr>
           <w:r>
             <w:rPr>
+              <w:rFonts w:ascii="Arial" w:cs="Arial" w:eastAsia="Arial" w:hAnsi="Arial"/>
               <w:b w:val="1"/>
               <w:bCs w:val="1"/>
               <w:color w:val="231f20"/>
@@ -2208,6 +2210,7 @@
             <w:ind w:left="-109" w:right="317" w:firstLine="0"/>
             <w:jc w:val="left"/>
             <w:rPr>
+              <w:rFonts w:ascii="Arial" w:cs="Arial" w:eastAsia="Arial" w:hAnsi="Arial"/>
               <w:color w:val="231f20"/>
               <w:sz w:val="16"/>
               <w:szCs w:val="16"/>
@@ -2215,6 +2218,7 @@
           </w:pPr>
           <w:r>
             <w:rPr>
+              <w:rFonts w:ascii="Arial" w:cs="Arial" w:eastAsia="Arial" w:hAnsi="Arial"/>
               <w:color w:val="231f20"/>
               <w:sz w:val="16"/>
               <w:szCs w:val="16"/>

--- a/deliveries/cases/EN/6.docx
+++ b/deliveries/cases/EN/6.docx
@@ -202,7 +202,7 @@
           <w:color w:val="231f20"/>
         </w:rPr>
       </w:pPr>
-      <w:bookmarkStart w:colFirst="0" w:colLast="0" w:name="_y3l10no8xjt9" w:id="0"/>
+      <w:bookmarkStart w:colFirst="0" w:colLast="0" w:name="_5j9lab2dy93r" w:id="0"/>
       <w:bookmarkEnd w:id="0"/>
       <w:r>
         <w:rPr>
@@ -324,7 +324,7 @@
           <w:szCs w:val="36"/>
         </w:rPr>
       </w:pPr>
-      <w:bookmarkStart w:colFirst="0" w:colLast="0" w:name="_z23eqzq3212n" w:id="1"/>
+      <w:bookmarkStart w:colFirst="0" w:colLast="0" w:name="_5t1xs6ts8yzb" w:id="1"/>
       <w:bookmarkEnd w:id="1"/>
       <w:r>
         <w:rPr>
@@ -871,7 +871,7 @@
     </w:p>
     <w:sdt>
       <w:sdtPr>
-        <w:id w:val="1855093205"/>
+        <w:id w:val="1363540461"/>
         <w:docPartObj>
           <w:docPartGallery w:val="Table of Contents"/>
           <w:docPartUnique w:val="1"/>
@@ -918,7 +918,7 @@
             <w:instrText xml:space="preserve"> TOC \h \u \z \t "Heading 1,1,Heading 2,2,Heading 3,3,"</w:instrText>
             <w:fldChar w:fldCharType="separate"/>
           </w:r>
-          <w:hyperlink w:anchor="_jrh6m2klr36e">
+          <w:hyperlink w:anchor="_5q667guuo9ob">
             <w:r>
               <w:rPr>
                 <w:rFonts w:ascii="Arial" w:cs="Arial" w:eastAsia="Arial" w:hAnsi="Arial"/>
@@ -937,7 +937,7 @@
               <w:t xml:space="preserve">1.</w:t>
             </w:r>
           </w:hyperlink>
-          <w:hyperlink w:anchor="_jrh6m2klr36e">
+          <w:hyperlink w:anchor="_5q667guuo9ob">
             <w:r>
               <w:rPr>
                 <w:rFonts w:ascii="Arial" w:cs="Arial" w:eastAsia="Arial" w:hAnsi="Arial"/>
@@ -958,7 +958,7 @@
           </w:hyperlink>
           <w:r>
             <w:fldChar w:fldCharType="begin"/>
-            <w:instrText xml:space="preserve"> PAGEREF _jrh6m2klr36e \h </w:instrText>
+            <w:instrText xml:space="preserve"> PAGEREF _5q667guuo9ob \h </w:instrText>
             <w:fldChar w:fldCharType="separate"/>
           </w:r>
           <w:r>
@@ -1024,7 +1024,7 @@
               <w:vertAlign w:val="baseline"/>
             </w:rPr>
           </w:pPr>
-          <w:hyperlink w:anchor="_88zhzf4v3d30">
+          <w:hyperlink w:anchor="_vf5uv71lsjlf">
             <w:r>
               <w:rPr>
                 <w:rFonts w:ascii="Arial" w:cs="Arial" w:eastAsia="Arial" w:hAnsi="Arial"/>
@@ -1043,7 +1043,7 @@
               <w:t xml:space="preserve">2.</w:t>
             </w:r>
           </w:hyperlink>
-          <w:hyperlink w:anchor="_88zhzf4v3d30">
+          <w:hyperlink w:anchor="_vf5uv71lsjlf">
             <w:r>
               <w:rPr>
                 <w:rFonts w:ascii="Arial" w:cs="Arial" w:eastAsia="Arial" w:hAnsi="Arial"/>
@@ -1064,7 +1064,7 @@
           </w:hyperlink>
           <w:r>
             <w:fldChar w:fldCharType="begin"/>
-            <w:instrText xml:space="preserve"> PAGEREF _88zhzf4v3d30 \h </w:instrText>
+            <w:instrText xml:space="preserve"> PAGEREF _vf5uv71lsjlf \h </w:instrText>
             <w:fldChar w:fldCharType="separate"/>
           </w:r>
           <w:r>
@@ -1130,7 +1130,7 @@
               <w:vertAlign w:val="baseline"/>
             </w:rPr>
           </w:pPr>
-          <w:hyperlink w:anchor="_mvx8kvynb6b9">
+          <w:hyperlink w:anchor="_bf94leivlvp">
             <w:r>
               <w:rPr>
                 <w:rFonts w:ascii="Arial" w:cs="Arial" w:eastAsia="Arial" w:hAnsi="Arial"/>
@@ -1149,7 +1149,7 @@
               <w:t xml:space="preserve">3.</w:t>
             </w:r>
           </w:hyperlink>
-          <w:hyperlink w:anchor="_mvx8kvynb6b9">
+          <w:hyperlink w:anchor="_bf94leivlvp">
             <w:r>
               <w:rPr>
                 <w:rFonts w:ascii="Arial" w:cs="Arial" w:eastAsia="Arial" w:hAnsi="Arial"/>
@@ -1170,7 +1170,7 @@
           </w:hyperlink>
           <w:r>
             <w:fldChar w:fldCharType="begin"/>
-            <w:instrText xml:space="preserve"> PAGEREF _mvx8kvynb6b9 \h </w:instrText>
+            <w:instrText xml:space="preserve"> PAGEREF _bf94leivlvp \h </w:instrText>
             <w:fldChar w:fldCharType="separate"/>
           </w:r>
           <w:r>
@@ -1236,7 +1236,7 @@
               <w:vertAlign w:val="baseline"/>
             </w:rPr>
           </w:pPr>
-          <w:hyperlink w:anchor="_b486cn6ajyvo">
+          <w:hyperlink w:anchor="_tsuwcgbhr3jd">
             <w:r>
               <w:rPr>
                 <w:rFonts w:ascii="Arial" w:cs="Arial" w:eastAsia="Arial" w:hAnsi="Arial"/>
@@ -1255,7 +1255,7 @@
               <w:t xml:space="preserve">4.</w:t>
             </w:r>
           </w:hyperlink>
-          <w:hyperlink w:anchor="_b486cn6ajyvo">
+          <w:hyperlink w:anchor="_tsuwcgbhr3jd">
             <w:r>
               <w:rPr>
                 <w:rFonts w:ascii="Arial" w:cs="Arial" w:eastAsia="Arial" w:hAnsi="Arial"/>
@@ -1276,7 +1276,7 @@
           </w:hyperlink>
           <w:r>
             <w:fldChar w:fldCharType="begin"/>
-            <w:instrText xml:space="preserve"> PAGEREF _b486cn6ajyvo \h </w:instrText>
+            <w:instrText xml:space="preserve"> PAGEREF _tsuwcgbhr3jd \h </w:instrText>
             <w:fldChar w:fldCharType="separate"/>
           </w:r>
           <w:r>
@@ -1342,7 +1342,7 @@
               <w:vertAlign w:val="baseline"/>
             </w:rPr>
           </w:pPr>
-          <w:hyperlink w:anchor="_m9p83eyqk92h">
+          <w:hyperlink w:anchor="_wl1r218g8md">
             <w:r>
               <w:rPr>
                 <w:rFonts w:ascii="Arial" w:cs="Arial" w:eastAsia="Arial" w:hAnsi="Arial"/>
@@ -1361,7 +1361,7 @@
               <w:t xml:space="preserve">5.</w:t>
             </w:r>
           </w:hyperlink>
-          <w:hyperlink w:anchor="_m9p83eyqk92h">
+          <w:hyperlink w:anchor="_wl1r218g8md">
             <w:r>
               <w:rPr>
                 <w:rFonts w:ascii="Arial" w:cs="Arial" w:eastAsia="Arial" w:hAnsi="Arial"/>
@@ -1382,7 +1382,7 @@
           </w:hyperlink>
           <w:r>
             <w:fldChar w:fldCharType="begin"/>
-            <w:instrText xml:space="preserve"> PAGEREF _m9p83eyqk92h \h </w:instrText>
+            <w:instrText xml:space="preserve"> PAGEREF _wl1r218g8md \h </w:instrText>
             <w:fldChar w:fldCharType="separate"/>
           </w:r>
           <w:r>
@@ -1448,7 +1448,7 @@
               <w:vertAlign w:val="baseline"/>
             </w:rPr>
           </w:pPr>
-          <w:hyperlink w:anchor="_1myjokbfkazl">
+          <w:hyperlink w:anchor="_n6fwh4qr8mtu">
             <w:r>
               <w:rPr>
                 <w:rFonts w:ascii="Arial" w:cs="Arial" w:eastAsia="Arial" w:hAnsi="Arial"/>
@@ -1467,7 +1467,7 @@
               <w:t xml:space="preserve">6.</w:t>
             </w:r>
           </w:hyperlink>
-          <w:hyperlink w:anchor="_1myjokbfkazl">
+          <w:hyperlink w:anchor="_n6fwh4qr8mtu">
             <w:r>
               <w:rPr>
                 <w:rFonts w:ascii="Arial" w:cs="Arial" w:eastAsia="Arial" w:hAnsi="Arial"/>
@@ -1488,7 +1488,7 @@
           </w:hyperlink>
           <w:r>
             <w:fldChar w:fldCharType="begin"/>
-            <w:instrText xml:space="preserve"> PAGEREF _1myjokbfkazl \h </w:instrText>
+            <w:instrText xml:space="preserve"> PAGEREF _n6fwh4qr8mtu \h </w:instrText>
             <w:fldChar w:fldCharType="separate"/>
           </w:r>
           <w:r>
@@ -1576,7 +1576,7 @@
           <w:color w:val="231f20"/>
         </w:rPr>
       </w:pPr>
-      <w:bookmarkStart w:colFirst="0" w:colLast="0" w:name="_jrh6m2klr36e" w:id="2"/>
+      <w:bookmarkStart w:colFirst="0" w:colLast="0" w:name="_5q667guuo9ob" w:id="2"/>
       <w:bookmarkEnd w:id="2"/>
       <w:r>
         <w:rPr>
@@ -1617,7 +1617,7 @@
           <w:color w:val="231f20"/>
         </w:rPr>
       </w:pPr>
-      <w:bookmarkStart w:colFirst="0" w:colLast="0" w:name="_88zhzf4v3d30" w:id="3"/>
+      <w:bookmarkStart w:colFirst="0" w:colLast="0" w:name="_vf5uv71lsjlf" w:id="3"/>
       <w:bookmarkEnd w:id="3"/>
       <w:r>
         <w:rPr>
@@ -1658,7 +1658,7 @@
           <w:color w:val="231f20"/>
         </w:rPr>
       </w:pPr>
-      <w:bookmarkStart w:colFirst="0" w:colLast="0" w:name="_mvx8kvynb6b9" w:id="4"/>
+      <w:bookmarkStart w:colFirst="0" w:colLast="0" w:name="_bf94leivlvp" w:id="4"/>
       <w:bookmarkEnd w:id="4"/>
       <w:r>
         <w:rPr>
@@ -1699,7 +1699,7 @@
           <w:color w:val="231f20"/>
         </w:rPr>
       </w:pPr>
-      <w:bookmarkStart w:colFirst="0" w:colLast="0" w:name="_b486cn6ajyvo" w:id="5"/>
+      <w:bookmarkStart w:colFirst="0" w:colLast="0" w:name="_tsuwcgbhr3jd" w:id="5"/>
       <w:bookmarkEnd w:id="5"/>
       <w:r>
         <w:rPr>
@@ -1740,7 +1740,7 @@
           <w:color w:val="231f20"/>
         </w:rPr>
       </w:pPr>
-      <w:bookmarkStart w:colFirst="0" w:colLast="0" w:name="_m9p83eyqk92h" w:id="6"/>
+      <w:bookmarkStart w:colFirst="0" w:colLast="0" w:name="_wl1r218g8md" w:id="6"/>
       <w:bookmarkEnd w:id="6"/>
       <w:r>
         <w:rPr>
@@ -1781,7 +1781,7 @@
           <w:color w:val="231f20"/>
         </w:rPr>
       </w:pPr>
-      <w:bookmarkStart w:colFirst="0" w:colLast="0" w:name="_1myjokbfkazl" w:id="7"/>
+      <w:bookmarkStart w:colFirst="0" w:colLast="0" w:name="_n6fwh4qr8mtu" w:id="7"/>
       <w:bookmarkEnd w:id="7"/>
       <w:r>
         <w:rPr>
@@ -1839,7 +1839,7 @@
       <w:shd w:fill="auto" w:val="clear"/>
       <w:spacing w:after="0" w:before="0" w:line="240" w:lineRule="auto"/>
       <w:ind w:left="0" w:right="0" w:firstLine="0"/>
-      <w:jc w:val="left"/>
+      <w:jc w:val="right"/>
       <w:rPr/>
     </w:pPr>
     <w:r>
@@ -1940,48 +1940,6 @@
         <w:rtl w:val="0"/>
       </w:rPr>
     </w:r>
-    <w:r>
-      <w:drawing>
-        <wp:anchor allowOverlap="1" behindDoc="0" distB="0" distT="0" distL="0" distR="0" hidden="0" layoutInCell="1" locked="0" relativeHeight="0" simplePos="0">
-          <wp:simplePos x="0" y="0"/>
-          <wp:positionH relativeFrom="column">
-            <wp:posOffset>295275</wp:posOffset>
-          </wp:positionH>
-          <wp:positionV relativeFrom="paragraph">
-            <wp:posOffset>104775</wp:posOffset>
-          </wp:positionV>
-          <wp:extent cx="962941" cy="363600"/>
-          <wp:effectExtent b="0" l="0" r="0" t="0"/>
-          <wp:wrapNone/>
-          <wp:docPr id="2" name="image2.png"/>
-          <a:graphic>
-            <a:graphicData uri="http://schemas.openxmlformats.org/drawingml/2006/picture">
-              <pic:pic>
-                <pic:nvPicPr>
-                  <pic:cNvPr id="0" name="image2.png"/>
-                  <pic:cNvPicPr preferRelativeResize="0"/>
-                </pic:nvPicPr>
-                <pic:blipFill>
-                  <a:blip r:embed="rId1"/>
-                  <a:srcRect b="0" l="0" r="0" t="0"/>
-                  <a:stretch>
-                    <a:fillRect/>
-                  </a:stretch>
-                </pic:blipFill>
-                <pic:spPr>
-                  <a:xfrm>
-                    <a:off x="0" y="0"/>
-                    <a:ext cx="962941" cy="363600"/>
-                  </a:xfrm>
-                  <a:prstGeom prst="rect"/>
-                  <a:ln/>
-                </pic:spPr>
-              </pic:pic>
-            </a:graphicData>
-          </a:graphic>
-        </wp:anchor>
-      </w:drawing>
-    </w:r>
   </w:p>
 </w:ftr>
 </file>
@@ -2059,15 +2017,15 @@
         <wp:anchor allowOverlap="1" behindDoc="0" distB="0" distT="0" distL="114300" distR="114300" hidden="0" layoutInCell="1" locked="0" relativeHeight="0" simplePos="0">
           <wp:simplePos x="0" y="0"/>
           <wp:positionH relativeFrom="column">
-            <wp:posOffset>47628</wp:posOffset>
+            <wp:posOffset>47629</wp:posOffset>
           </wp:positionH>
           <wp:positionV relativeFrom="paragraph">
-            <wp:posOffset>-54516</wp:posOffset>
+            <wp:posOffset>-54514</wp:posOffset>
           </wp:positionV>
           <wp:extent cx="1355753" cy="1011600"/>
           <wp:effectExtent b="0" l="0" r="0" t="0"/>
           <wp:wrapNone/>
-          <wp:docPr id="3" name="image1.png"/>
+          <wp:docPr id="2" name="image1.png"/>
           <a:graphic>
             <a:graphicData uri="http://schemas.openxmlformats.org/drawingml/2006/picture">
               <pic:pic>
